--- a/기획서/02. 세계관 및 설정/타임라인.docx
+++ b/기획서/02. 세계관 및 설정/타임라인.docx
@@ -1,12 +1,11 @@
 
 <file path=word/document.xml><?xml version="1.0" encoding="utf-8"?>
-<w:document xmlns:wpc="http://schemas.microsoft.com/office/word/2010/wordprocessingCanvas" xmlns:mc="http://schemas.openxmlformats.org/markup-compatibility/2006" xmlns:o="urn:schemas-microsoft-com:office:office" xmlns:r="http://schemas.openxmlformats.org/officeDocument/2006/relationships" xmlns:m="http://schemas.openxmlformats.org/officeDocument/2006/math" xmlns:v="urn:schemas-microsoft-com:vml" xmlns:wp14="http://schemas.microsoft.com/office/word/2010/wordprocessingDrawing" xmlns:wp="http://schemas.openxmlformats.org/drawingml/2006/wordprocessingDrawing" xmlns:w10="urn:schemas-microsoft-com:office:word" xmlns:w="http://schemas.openxmlformats.org/wordprocessingml/2006/main" xmlns:w14="http://schemas.microsoft.com/office/word/2010/wordml" xmlns:w15="http://schemas.microsoft.com/office/word/2012/wordml" xmlns:wpg="http://schemas.microsoft.com/office/word/2010/wordprocessingGroup" xmlns:wpi="http://schemas.microsoft.com/office/word/2010/wordprocessingInk" xmlns:wne="http://schemas.microsoft.com/office/word/2006/wordml" xmlns:wps="http://schemas.microsoft.com/office/word/2010/wordprocessingShape" xmlns:cx="http://schemas.microsoft.com/office/drawing/2014/chartex" xmlns:cx1="http://schemas.microsoft.com/office/drawing/2015/9/8/chartex" xmlns:cx2="http://schemas.microsoft.com/office/drawing/2015/10/21/chartex" xmlns:cx3="http://schemas.microsoft.com/office/drawing/2016/5/9/chartex" xmlns:cx4="http://schemas.microsoft.com/office/drawing/2016/5/10/chartex" xmlns:cx5="http://schemas.microsoft.com/office/drawing/2016/5/11/chartex" xmlns:cx6="http://schemas.microsoft.com/office/drawing/2016/5/12/chartex" xmlns:cx7="http://schemas.microsoft.com/office/drawing/2016/5/13/chartex" xmlns:cx8="http://schemas.microsoft.com/office/drawing/2016/5/14/chartex" xmlns:aink="http://schemas.microsoft.com/office/drawing/2016/ink" xmlns:am3d="http://schemas.microsoft.com/office/drawing/2017/model3d" xmlns:w16cex="http://schemas.microsoft.com/office/word/2018/wordml/cex" xmlns:w16cid="http://schemas.microsoft.com/office/word/2016/wordml/cid" xmlns:w16="http://schemas.microsoft.com/office/word/2018/wordml" xmlns:w16sdtdh="http://schemas.microsoft.com/office/word/2020/wordml/sdtdatahash" xmlns:w16se="http://schemas.microsoft.com/office/word/2015/wordml/symex" mc:Ignorable="w14 w15 wp14">
+<w:document xmlns:w="http://schemas.openxmlformats.org/wordprocessingml/2006/main" xmlns:m="http://schemas.openxmlformats.org/officeDocument/2006/math" xmlns:r="http://schemas.openxmlformats.org/officeDocument/2006/relationships" xmlns:o="urn:schemas-microsoft-com:office:office" xmlns:v="urn:schemas-microsoft-com:vml" xmlns:w10="urn:schemas-microsoft-com:office:word" xmlns:a="http://schemas.openxmlformats.org/drawingml/2006/main" xmlns:pic="http://schemas.openxmlformats.org/drawingml/2006/picture" xmlns:wp="http://schemas.openxmlformats.org/drawingml/2006/wordprocessingDrawing">
   <w:body>
+    <w:bookmarkStart w:id="23" w:name="프로젝트-벨카-설정-연표"/>
     <w:p>
       <w:pPr>
         <w:pStyle w:val="Heading1"/>
-        <w:spacing w:after="200"/>
-        <w:jc w:val="center"/>
       </w:pPr>
       <w:r>
         <w:t xml:space="preserve">프로젝트 벨카 설정 연표</w:t>
@@ -14,26 +13,23 @@
     </w:p>
     <w:p>
       <w:pPr>
-        <w:pBdr>
-          <w:left w:val="single" w:color="BFBFBF" w:sz="12" w:space="200"/>
-        </w:pBdr>
-        <w:spacing w:after="120"/>
-        <w:ind w:start="300"/>
-        <w:jc w:val="left"/>
+        <w:pStyle w:val="BlockText"/>
       </w:pPr>
       <w:r>
         <w:t xml:space="preserve">이 문서는 문서마다 흩어진 시간 정보를 한곳에서 관리한다.</w:t>
       </w:r>
       <w:r>
-        <w:br/>
-      </w:r>
-      <w:r>
-        <w:t xml:space="preserve">확정되지 않은 연도나 인과관계는 임의로 채우지 않고 </w:t>
+        <w:t xml:space="preserve"> </w:t>
+      </w:r>
+      <w:r>
+        <w:t xml:space="preserve">확정되지 않은 연도나 인과관계는 임의로 채우지 않고</w:t>
+      </w:r>
+      <w:r>
+        <w:t xml:space="preserve"> </w:t>
       </w:r>
       <w:r>
         <w:rPr>
-          <w:rFonts w:ascii="Courier New" w:cs="Courier New" w:eastAsia="Courier New" w:hAnsi="Courier New"/>
-          <w:shd w:fill="F1F5F9" w:color="auto" w:val="clear"/>
+          <w:rStyle w:val="VerbatimChar"/>
         </w:rPr>
         <w:t xml:space="preserve">미확정</w:t>
       </w:r>
@@ -41,113 +37,76 @@
         <w:t xml:space="preserve">으로 남긴다.</w:t>
       </w:r>
     </w:p>
+    <w:bookmarkStart w:id="20" w:name="Xaf8e6ad1f23202c53ad2a846a6a68a7b01d352a"/>
     <w:p>
       <w:pPr>
-        <w:spacing w:after="200"/>
-      </w:pPr>
-      <w:r>
-        <w:t xml:space="preserve"> </w:t>
-      </w:r>
-    </w:p>
-    <w:p>
-      <w:pPr>
         <w:pStyle w:val="Heading2"/>
-        <w:spacing w:after="200"/>
-        <w:jc w:val="left"/>
       </w:pPr>
       <w:r>
         <w:t xml:space="preserve">1. 현재 문서 기반 연표</w:t>
-      </w:r>
-    </w:p>
-    <w:p>
-      <w:pPr>
-        <w:spacing w:after="240"/>
-      </w:pPr>
-      <w:r>
-        <w:t xml:space="preserve"> </w:t>
       </w:r>
     </w:p>
     <w:tbl>
       <w:tblPr>
-        <w:tblW w:type="pct" w:w="100%"/>
-        <w:tblBorders>
-          <w:top w:val="single" w:color="auto" w:sz="4"/>
-          <w:left w:val="single" w:color="auto" w:sz="4"/>
-          <w:bottom w:val="single" w:color="auto" w:sz="4"/>
-          <w:right w:val="single" w:color="auto" w:sz="4"/>
-          <w:insideH w:val="single" w:color="auto" w:sz="4"/>
-          <w:insideV w:val="single" w:color="auto" w:sz="4"/>
-        </w:tblBorders>
-        <w:tblLayout w:type="fixed"/>
-        <w:tblCellMar>
-          <w:top w:type="dxa" w:w="80"/>
-          <w:left w:type="dxa" w:w="120"/>
-          <w:bottom w:type="dxa" w:w="80"/>
-          <w:right w:type="dxa" w:w="120"/>
-        </w:tblCellMar>
+        <w:tblStyle w:val="Table"/>
+        <w:tblW w:type="auto" w:w="0"/>
+        <w:tblLook w:firstRow="1" w:lastRow="0" w:firstColumn="0" w:lastColumn="0" w:noHBand="0" w:noVBand="0" w:val="0020"/>
+        <w:jc w:val="start"/>
       </w:tblPr>
       <w:tblGrid>
-        <w:gridCol w:w="1312"/>
-        <w:gridCol w:w="3674"/>
-        <w:gridCol w:w="2099"/>
-        <w:gridCol w:w="2275"/>
+        <w:gridCol w:w="1980"/>
+        <w:gridCol w:w="1980"/>
+        <w:gridCol w:w="1980"/>
+        <w:gridCol w:w="1980"/>
       </w:tblGrid>
       <w:tr>
         <w:trPr>
-          <w:tblHeader/>
+          <w:tblHeader w:val="true"/>
         </w:trPr>
         <w:tc>
-          <w:p>
-            <w:pPr>
-              <w:jc w:val="left"/>
-            </w:pPr>
-            <w:r>
-              <w:rPr>
-                <w:b/>
-                <w:bCs/>
-              </w:rPr>
+          <w:tcPr/>
+          <w:p>
+            <w:pPr>
+              <w:pStyle w:val="Compact"/>
+              <w:jc w:val="left"/>
+            </w:pPr>
+            <w:r>
               <w:t xml:space="preserve">시점</w:t>
             </w:r>
           </w:p>
         </w:tc>
         <w:tc>
-          <w:p>
-            <w:pPr>
-              <w:jc w:val="left"/>
-            </w:pPr>
-            <w:r>
-              <w:rPr>
-                <w:b/>
-                <w:bCs/>
-              </w:rPr>
+          <w:tcPr/>
+          <w:p>
+            <w:pPr>
+              <w:pStyle w:val="Compact"/>
+              <w:jc w:val="left"/>
+            </w:pPr>
+            <w:r>
               <w:t xml:space="preserve">사건</w:t>
             </w:r>
           </w:p>
         </w:tc>
         <w:tc>
-          <w:p>
-            <w:pPr>
-              <w:jc w:val="left"/>
-            </w:pPr>
-            <w:r>
-              <w:rPr>
-                <w:b/>
-                <w:bCs/>
-              </w:rPr>
+          <w:tcPr/>
+          <w:p>
+            <w:pPr>
+              <w:pStyle w:val="Compact"/>
+              <w:jc w:val="left"/>
+            </w:pPr>
+            <w:r>
               <w:t xml:space="preserve">설정 상태</w:t>
             </w:r>
           </w:p>
         </w:tc>
         <w:tc>
-          <w:p>
-            <w:pPr>
-              <w:jc w:val="left"/>
-            </w:pPr>
-            <w:r>
-              <w:rPr>
-                <w:b/>
-                <w:bCs/>
-              </w:rPr>
+          <w:tcPr/>
+          <w:p>
+            <w:pPr>
+              <w:pStyle w:val="Compact"/>
+              <w:jc w:val="left"/>
+            </w:pPr>
+            <w:r>
               <w:t xml:space="preserve">공개 단계</w:t>
             </w:r>
           </w:p>
@@ -155,8 +114,10 @@
       </w:tr>
       <w:tr>
         <w:tc>
-          <w:p>
-            <w:pPr>
+          <w:tcPr/>
+          <w:p>
+            <w:pPr>
+              <w:pStyle w:val="Compact"/>
               <w:jc w:val="left"/>
             </w:pPr>
             <w:r>
@@ -165,8 +126,10 @@
           </w:p>
         </w:tc>
         <w:tc>
-          <w:p>
-            <w:pPr>
+          <w:tcPr/>
+          <w:p>
+            <w:pPr>
+              <w:pStyle w:val="Compact"/>
               <w:jc w:val="left"/>
             </w:pPr>
             <w:r>
@@ -175,8 +138,10 @@
           </w:p>
         </w:tc>
         <w:tc>
-          <w:p>
-            <w:pPr>
+          <w:tcPr/>
+          <w:p>
+            <w:pPr>
+              <w:pStyle w:val="Compact"/>
               <w:jc w:val="left"/>
             </w:pPr>
             <w:r>
@@ -185,8 +150,10 @@
           </w:p>
         </w:tc>
         <w:tc>
-          <w:p>
-            <w:pPr>
+          <w:tcPr/>
+          <w:p>
+            <w:pPr>
+              <w:pStyle w:val="Compact"/>
               <w:jc w:val="left"/>
             </w:pPr>
             <w:r>
@@ -197,8 +164,10 @@
       </w:tr>
       <w:tr>
         <w:tc>
-          <w:p>
-            <w:pPr>
+          <w:tcPr/>
+          <w:p>
+            <w:pPr>
+              <w:pStyle w:val="Compact"/>
               <w:jc w:val="left"/>
             </w:pPr>
             <w:r>
@@ -207,8 +176,10 @@
           </w:p>
         </w:tc>
         <w:tc>
-          <w:p>
-            <w:pPr>
+          <w:tcPr/>
+          <w:p>
+            <w:pPr>
+              <w:pStyle w:val="Compact"/>
               <w:jc w:val="left"/>
             </w:pPr>
             <w:r>
@@ -217,8 +188,10 @@
           </w:p>
         </w:tc>
         <w:tc>
-          <w:p>
-            <w:pPr>
+          <w:tcPr/>
+          <w:p>
+            <w:pPr>
+              <w:pStyle w:val="Compact"/>
               <w:jc w:val="left"/>
             </w:pPr>
             <w:r>
@@ -227,8 +200,10 @@
           </w:p>
         </w:tc>
         <w:tc>
-          <w:p>
-            <w:pPr>
+          <w:tcPr/>
+          <w:p>
+            <w:pPr>
+              <w:pStyle w:val="Compact"/>
               <w:jc w:val="left"/>
             </w:pPr>
             <w:r>
@@ -239,8 +214,10 @@
       </w:tr>
       <w:tr>
         <w:tc>
-          <w:p>
-            <w:pPr>
+          <w:tcPr/>
+          <w:p>
+            <w:pPr>
+              <w:pStyle w:val="Compact"/>
               <w:jc w:val="left"/>
             </w:pPr>
             <w:r>
@@ -249,8 +226,10 @@
           </w:p>
         </w:tc>
         <w:tc>
-          <w:p>
-            <w:pPr>
+          <w:tcPr/>
+          <w:p>
+            <w:pPr>
+              <w:pStyle w:val="Compact"/>
               <w:jc w:val="left"/>
             </w:pPr>
             <w:r>
@@ -259,8 +238,10 @@
           </w:p>
         </w:tc>
         <w:tc>
-          <w:p>
-            <w:pPr>
+          <w:tcPr/>
+          <w:p>
+            <w:pPr>
+              <w:pStyle w:val="Compact"/>
               <w:jc w:val="left"/>
             </w:pPr>
             <w:r>
@@ -269,8 +250,10 @@
           </w:p>
         </w:tc>
         <w:tc>
-          <w:p>
-            <w:pPr>
+          <w:tcPr/>
+          <w:p>
+            <w:pPr>
+              <w:pStyle w:val="Compact"/>
               <w:jc w:val="left"/>
             </w:pPr>
             <w:r>
@@ -281,8 +264,10 @@
       </w:tr>
       <w:tr>
         <w:tc>
-          <w:p>
-            <w:pPr>
+          <w:tcPr/>
+          <w:p>
+            <w:pPr>
+              <w:pStyle w:val="Compact"/>
               <w:jc w:val="left"/>
             </w:pPr>
             <w:r>
@@ -291,8 +276,10 @@
           </w:p>
         </w:tc>
         <w:tc>
-          <w:p>
-            <w:pPr>
+          <w:tcPr/>
+          <w:p>
+            <w:pPr>
+              <w:pStyle w:val="Compact"/>
               <w:jc w:val="left"/>
             </w:pPr>
             <w:r>
@@ -301,8 +288,10 @@
           </w:p>
         </w:tc>
         <w:tc>
-          <w:p>
-            <w:pPr>
+          <w:tcPr/>
+          <w:p>
+            <w:pPr>
+              <w:pStyle w:val="Compact"/>
               <w:jc w:val="left"/>
             </w:pPr>
             <w:r>
@@ -311,8 +300,10 @@
           </w:p>
         </w:tc>
         <w:tc>
-          <w:p>
-            <w:pPr>
+          <w:tcPr/>
+          <w:p>
+            <w:pPr>
+              <w:pStyle w:val="Compact"/>
               <w:jc w:val="left"/>
             </w:pPr>
             <w:r>
@@ -323,8 +314,10 @@
       </w:tr>
       <w:tr>
         <w:tc>
-          <w:p>
-            <w:pPr>
+          <w:tcPr/>
+          <w:p>
+            <w:pPr>
+              <w:pStyle w:val="Compact"/>
               <w:jc w:val="left"/>
             </w:pPr>
             <w:r>
@@ -333,8 +326,10 @@
           </w:p>
         </w:tc>
         <w:tc>
-          <w:p>
-            <w:pPr>
+          <w:tcPr/>
+          <w:p>
+            <w:pPr>
+              <w:pStyle w:val="Compact"/>
               <w:jc w:val="left"/>
             </w:pPr>
             <w:r>
@@ -343,8 +338,10 @@
           </w:p>
         </w:tc>
         <w:tc>
-          <w:p>
-            <w:pPr>
+          <w:tcPr/>
+          <w:p>
+            <w:pPr>
+              <w:pStyle w:val="Compact"/>
               <w:jc w:val="left"/>
             </w:pPr>
             <w:r>
@@ -353,8 +350,10 @@
           </w:p>
         </w:tc>
         <w:tc>
-          <w:p>
-            <w:pPr>
+          <w:tcPr/>
+          <w:p>
+            <w:pPr>
+              <w:pStyle w:val="Compact"/>
               <w:jc w:val="left"/>
             </w:pPr>
             <w:r>
@@ -365,8 +364,10 @@
       </w:tr>
       <w:tr>
         <w:tc>
-          <w:p>
-            <w:pPr>
+          <w:tcPr/>
+          <w:p>
+            <w:pPr>
+              <w:pStyle w:val="Compact"/>
               <w:jc w:val="left"/>
             </w:pPr>
             <w:r>
@@ -375,8 +376,10 @@
           </w:p>
         </w:tc>
         <w:tc>
-          <w:p>
-            <w:pPr>
+          <w:tcPr/>
+          <w:p>
+            <w:pPr>
+              <w:pStyle w:val="Compact"/>
               <w:jc w:val="left"/>
             </w:pPr>
             <w:r>
@@ -385,8 +388,10 @@
           </w:p>
         </w:tc>
         <w:tc>
-          <w:p>
-            <w:pPr>
+          <w:tcPr/>
+          <w:p>
+            <w:pPr>
+              <w:pStyle w:val="Compact"/>
               <w:jc w:val="left"/>
             </w:pPr>
             <w:r>
@@ -395,8 +400,10 @@
           </w:p>
         </w:tc>
         <w:tc>
-          <w:p>
-            <w:pPr>
+          <w:tcPr/>
+          <w:p>
+            <w:pPr>
+              <w:pStyle w:val="Compact"/>
               <w:jc w:val="left"/>
             </w:pPr>
             <w:r>
@@ -407,18 +414,22 @@
       </w:tr>
       <w:tr>
         <w:tc>
-          <w:p>
-            <w:pPr>
-              <w:jc w:val="left"/>
-            </w:pPr>
-            <w:r>
-              <w:t xml:space="preserve">현재 시점 직전</w:t>
-            </w:r>
-          </w:p>
-        </w:tc>
-        <w:tc>
-          <w:p>
-            <w:pPr>
+          <w:tcPr/>
+          <w:p>
+            <w:pPr>
+              <w:pStyle w:val="Compact"/>
+              <w:jc w:val="left"/>
+            </w:pPr>
+            <w:r>
+              <w:t xml:space="preserve">2026년 (현재 시점 직전)</w:t>
+            </w:r>
+          </w:p>
+        </w:tc>
+        <w:tc>
+          <w:tcPr/>
+          <w:p>
+            <w:pPr>
+              <w:pStyle w:val="Compact"/>
               <w:jc w:val="left"/>
             </w:pPr>
             <w:r>
@@ -427,8 +438,10 @@
           </w:p>
         </w:tc>
         <w:tc>
-          <w:p>
-            <w:pPr>
+          <w:tcPr/>
+          <w:p>
+            <w:pPr>
+              <w:pStyle w:val="Compact"/>
               <w:jc w:val="left"/>
             </w:pPr>
             <w:r>
@@ -437,8 +450,10 @@
           </w:p>
         </w:tc>
         <w:tc>
-          <w:p>
-            <w:pPr>
+          <w:tcPr/>
+          <w:p>
+            <w:pPr>
+              <w:pStyle w:val="Compact"/>
               <w:jc w:val="left"/>
             </w:pPr>
             <w:r>
@@ -449,18 +464,22 @@
       </w:tr>
       <w:tr>
         <w:tc>
-          <w:p>
-            <w:pPr>
-              <w:jc w:val="left"/>
-            </w:pPr>
-            <w:r>
-              <w:t xml:space="preserve">현재 시점</w:t>
-            </w:r>
-          </w:p>
-        </w:tc>
-        <w:tc>
-          <w:p>
-            <w:pPr>
+          <w:tcPr/>
+          <w:p>
+            <w:pPr>
+              <w:pStyle w:val="Compact"/>
+              <w:jc w:val="left"/>
+            </w:pPr>
+            <w:r>
+              <w:t xml:space="preserve">2026년 (현재 시점)</w:t>
+            </w:r>
+          </w:p>
+        </w:tc>
+        <w:tc>
+          <w:tcPr/>
+          <w:p>
+            <w:pPr>
+              <w:pStyle w:val="Compact"/>
               <w:jc w:val="left"/>
             </w:pPr>
             <w:r>
@@ -469,8 +488,10 @@
           </w:p>
         </w:tc>
         <w:tc>
-          <w:p>
-            <w:pPr>
+          <w:tcPr/>
+          <w:p>
+            <w:pPr>
+              <w:pStyle w:val="Compact"/>
               <w:jc w:val="left"/>
             </w:pPr>
             <w:r>
@@ -479,8 +500,10 @@
           </w:p>
         </w:tc>
         <w:tc>
-          <w:p>
-            <w:pPr>
+          <w:tcPr/>
+          <w:p>
+            <w:pPr>
+              <w:pStyle w:val="Compact"/>
               <w:jc w:val="left"/>
             </w:pPr>
             <w:r>
@@ -491,8 +514,10 @@
       </w:tr>
       <w:tr>
         <w:tc>
-          <w:p>
-            <w:pPr>
+          <w:tcPr/>
+          <w:p>
+            <w:pPr>
+              <w:pStyle w:val="Compact"/>
               <w:jc w:val="left"/>
             </w:pPr>
             <w:r>
@@ -501,8 +526,10 @@
           </w:p>
         </w:tc>
         <w:tc>
-          <w:p>
-            <w:pPr>
+          <w:tcPr/>
+          <w:p>
+            <w:pPr>
+              <w:pStyle w:val="Compact"/>
               <w:jc w:val="left"/>
             </w:pPr>
             <w:r>
@@ -511,8 +538,10 @@
           </w:p>
         </w:tc>
         <w:tc>
-          <w:p>
-            <w:pPr>
+          <w:tcPr/>
+          <w:p>
+            <w:pPr>
+              <w:pStyle w:val="Compact"/>
               <w:jc w:val="left"/>
             </w:pPr>
             <w:r>
@@ -521,8 +550,10 @@
           </w:p>
         </w:tc>
         <w:tc>
-          <w:p>
-            <w:pPr>
+          <w:tcPr/>
+          <w:p>
+            <w:pPr>
+              <w:pStyle w:val="Compact"/>
               <w:jc w:val="left"/>
             </w:pPr>
             <w:r>
@@ -532,267 +563,207 @@
         </w:tc>
       </w:tr>
     </w:tbl>
+    <w:bookmarkEnd w:id="20"/>
+    <w:bookmarkStart w:id="21" w:name="Xfeae4a8c68da8a580e6ae8b1d8229a815d413d0"/>
     <w:p>
       <w:pPr>
-        <w:spacing w:before="240"/>
-      </w:pPr>
-      <w:r>
-        <w:t xml:space="preserve"> </w:t>
+        <w:pStyle w:val="Heading2"/>
+      </w:pPr>
+      <w:r>
+        <w:t xml:space="preserve">2. 아직 확정해야 할 항목</w:t>
       </w:r>
     </w:p>
     <w:p>
       <w:pPr>
-        <w:pStyle w:val="Heading2"/>
-        <w:spacing w:after="200"/>
-        <w:jc w:val="left"/>
-      </w:pPr>
-      <w:r>
-        <w:t xml:space="preserve">2. 아직 확정해야 할 항목</w:t>
+        <w:pStyle w:val="BlockText"/>
+      </w:pPr>
+      <w:r>
+        <w:t xml:space="preserve">현재 시점은 2026년으로 확정되었다. 사비와 샤무는 공동 생일(2000년 2월 8일) 기준 26세이며, 실제 출생일은 알 수 없다. 학교 협회용 보고서의 조사 기록(2023.03 ~ 2026.02)도 이 기준을 따른다.</w:t>
       </w:r>
     </w:p>
     <w:p>
       <w:pPr>
-        <w:pStyle w:val="ListParagraph"/>
         <w:numPr>
           <w:ilvl w:val="0"/>
-          <w:numId w:val="2"/>
+          <w:numId w:val="1001"/>
         </w:numPr>
-        <w:spacing w:after="100"/>
-        <w:ind w:start="240"/>
-        <w:jc w:val="left"/>
-      </w:pPr>
-      <w:r>
-        <w:t xml:space="preserve">현재 시점의 정확한 연도</w:t>
+        <w:pStyle w:val="Compact"/>
+      </w:pPr>
+      <w:r>
+        <w:t xml:space="preserve">보육원 화재와 프로젝트 벨카 실험이 같은 사건인지, 서로 연동된 별도 사건인지</w:t>
       </w:r>
     </w:p>
     <w:p>
       <w:pPr>
-        <w:pStyle w:val="ListParagraph"/>
         <w:numPr>
           <w:ilvl w:val="0"/>
-          <w:numId w:val="2"/>
+          <w:numId w:val="1001"/>
         </w:numPr>
-        <w:spacing w:after="100"/>
-        <w:ind w:start="240"/>
-        <w:jc w:val="left"/>
-      </w:pPr>
-      <w:r>
-        <w:t xml:space="preserve">2000년 당시 사비와 샤무의 추정 연령</w:t>
+        <w:pStyle w:val="Compact"/>
+      </w:pPr>
+      <w:r>
+        <w:t xml:space="preserve">실험 기록의</w:t>
+      </w:r>
+      <w:r>
+        <w:t xml:space="preserve"> </w:t>
+      </w:r>
+      <w:r>
+        <w:rPr>
+          <w:rStyle w:val="VerbatimChar"/>
+        </w:rPr>
+        <w:t xml:space="preserve">S</w:t>
+      </w:r>
+      <w:r>
+        <w:t xml:space="preserve">와</w:t>
+      </w:r>
+      <w:r>
+        <w:t xml:space="preserve"> </w:t>
+      </w:r>
+      <w:r>
+        <w:rPr>
+          <w:rStyle w:val="VerbatimChar"/>
+        </w:rPr>
+        <w:t xml:space="preserve">C</w:t>
+      </w:r>
+      <w:r>
+        <w:t xml:space="preserve">가 사비와 샤무를 직접 가리키는지, 의도적으로 만든 오해인지</w:t>
       </w:r>
     </w:p>
     <w:p>
       <w:pPr>
-        <w:pStyle w:val="ListParagraph"/>
         <w:numPr>
           <w:ilvl w:val="0"/>
-          <w:numId w:val="2"/>
+          <w:numId w:val="1001"/>
         </w:numPr>
-        <w:spacing w:after="100"/>
-        <w:ind w:start="240"/>
-        <w:jc w:val="left"/>
-      </w:pPr>
-      <w:r>
-        <w:t xml:space="preserve">보육원 화재와 프로젝트 벨카 실험이 같은 사건인지, 서로 연동된 별도 사건인지</w:t>
+        <w:pStyle w:val="Compact"/>
+      </w:pPr>
+      <w:r>
+        <w:t xml:space="preserve">백윤서의 전이 시점과 협회 설립 후 경과 기간</w:t>
       </w:r>
     </w:p>
     <w:p>
       <w:pPr>
-        <w:pStyle w:val="ListParagraph"/>
         <w:numPr>
           <w:ilvl w:val="0"/>
-          <w:numId w:val="2"/>
+          <w:numId w:val="1001"/>
         </w:numPr>
-        <w:spacing w:after="100"/>
-        <w:ind w:start="240"/>
-        <w:jc w:val="left"/>
-      </w:pPr>
-      <w:r>
-        <w:t xml:space="preserve">실험 기록의 </w:t>
-      </w:r>
-      <w:r>
-        <w:rPr>
-          <w:rFonts w:ascii="Courier New" w:cs="Courier New" w:eastAsia="Courier New" w:hAnsi="Courier New"/>
-          <w:shd w:fill="F1F5F9" w:color="auto" w:val="clear"/>
-        </w:rPr>
-        <w:t xml:space="preserve">S</w:t>
-      </w:r>
-      <w:r>
-        <w:t xml:space="preserve">와 </w:t>
-      </w:r>
-      <w:r>
-        <w:rPr>
-          <w:rFonts w:ascii="Courier New" w:cs="Courier New" w:eastAsia="Courier New" w:hAnsi="Courier New"/>
-          <w:shd w:fill="F1F5F9" w:color="auto" w:val="clear"/>
-        </w:rPr>
-        <w:t xml:space="preserve">C</w:t>
-      </w:r>
-      <w:r>
-        <w:t xml:space="preserve">가 사비와 샤무를 직접 가리키는지, 의도적으로 만든 오해인지</w:t>
+        <w:pStyle w:val="Compact"/>
+      </w:pPr>
+      <w:r>
+        <w:t xml:space="preserve">현실세계에서 사비와 샤무에게 최초 의뢰를 건넨 정부 또는 비공식 기관의 정체</w:t>
       </w:r>
     </w:p>
     <w:p>
       <w:pPr>
-        <w:pStyle w:val="ListParagraph"/>
         <w:numPr>
           <w:ilvl w:val="0"/>
-          <w:numId w:val="2"/>
+          <w:numId w:val="1001"/>
         </w:numPr>
-        <w:spacing w:after="100"/>
-        <w:ind w:start="240"/>
-        <w:jc w:val="left"/>
-      </w:pPr>
-      <w:r>
-        <w:t xml:space="preserve">백윤서의 전이 시점과 협회 설립 후 경과 기간</w:t>
+        <w:pStyle w:val="Compact"/>
+      </w:pPr>
+      <w:r>
+        <w:t xml:space="preserve">현실의 공식 기관이 괴이세계의 존재를 어느 수준까지 알고 있었는지</w:t>
       </w:r>
     </w:p>
     <w:p>
       <w:pPr>
-        <w:pStyle w:val="ListParagraph"/>
         <w:numPr>
           <w:ilvl w:val="0"/>
-          <w:numId w:val="2"/>
+          <w:numId w:val="1001"/>
         </w:numPr>
-        <w:spacing w:after="100"/>
-        <w:ind w:start="240"/>
-        <w:jc w:val="left"/>
-      </w:pPr>
-      <w:r>
-        <w:t xml:space="preserve">현실세계에서 사비와 샤무에게 최초 의뢰를 건넨 정부 또는 비공식 기관의 정체</w:t>
+        <w:pStyle w:val="Compact"/>
+      </w:pPr>
+      <w:r>
+        <w:t xml:space="preserve">프로젝트 벨카가 두 사람의 전이를 의도적으로 유도했는지</w:t>
+      </w:r>
+    </w:p>
+    <w:bookmarkEnd w:id="21"/>
+    <w:bookmarkStart w:id="22" w:name="Xa315888d011df4e590e3c5046051970552ec60d"/>
+    <w:p>
+      <w:pPr>
+        <w:pStyle w:val="Heading2"/>
+      </w:pPr>
+      <w:r>
+        <w:t xml:space="preserve">3. 연표 작성 원칙</w:t>
       </w:r>
     </w:p>
     <w:p>
       <w:pPr>
-        <w:pStyle w:val="ListParagraph"/>
         <w:numPr>
           <w:ilvl w:val="0"/>
-          <w:numId w:val="2"/>
+          <w:numId w:val="1002"/>
         </w:numPr>
-        <w:spacing w:after="100"/>
-        <w:ind w:start="240"/>
-        <w:jc w:val="left"/>
-      </w:pPr>
-      <w:r>
-        <w:t xml:space="preserve">현실의 공식 기관이 괴이세계의 존재를 어느 수준까지 알고 있었는지</w:t>
+        <w:pStyle w:val="Compact"/>
+      </w:pPr>
+      <w:r>
+        <w:t xml:space="preserve">현재 시점은 2026년이지만,</w:t>
+      </w:r>
+      <w:r>
+        <w:t xml:space="preserve"> </w:t>
+      </w:r>
+      <w:r>
+        <w:rPr>
+          <w:rStyle w:val="VerbatimChar"/>
+        </w:rPr>
+        <w:t xml:space="preserve">현대풍</w:t>
+      </w:r>
+      <w:r>
+        <w:t xml:space="preserve">만으로 충분한 구간에서는 정확한 연도를 화면에 노출하지 않아도 된다.</w:t>
       </w:r>
     </w:p>
     <w:p>
       <w:pPr>
-        <w:pStyle w:val="ListParagraph"/>
         <w:numPr>
           <w:ilvl w:val="0"/>
-          <w:numId w:val="2"/>
+          <w:numId w:val="1002"/>
         </w:numPr>
-        <w:spacing w:after="100"/>
-        <w:ind w:start="240"/>
-        <w:jc w:val="left"/>
-      </w:pPr>
-      <w:r>
-        <w:t xml:space="preserve">프로젝트 벨카가 두 사람의 전이를 의도적으로 유도했는지</w:t>
+        <w:pStyle w:val="Compact"/>
+      </w:pPr>
+      <w:r>
+        <w:t xml:space="preserve">2000년 2월 8일은 우연한 반복이 아니라 메인 미스터리의 핵심 단서로 취급한다.</w:t>
       </w:r>
     </w:p>
     <w:p>
       <w:pPr>
-        <w:spacing w:after="200"/>
-      </w:pPr>
-      <w:r>
-        <w:t xml:space="preserve"> </w:t>
+        <w:numPr>
+          <w:ilvl w:val="0"/>
+          <w:numId w:val="1002"/>
+        </w:numPr>
+        <w:pStyle w:val="Compact"/>
+      </w:pPr>
+      <w:r>
+        <w:t xml:space="preserve">현실세계의 조사 기록과 괴이세계 내부의 협회 기록을 문서 디자인으로 구분한다.</w:t>
       </w:r>
     </w:p>
     <w:p>
       <w:pPr>
-        <w:pStyle w:val="Heading2"/>
-        <w:spacing w:after="200"/>
-        <w:jc w:val="left"/>
-      </w:pPr>
-      <w:r>
-        <w:t xml:space="preserve">3. 연표 작성 원칙</w:t>
+        <w:numPr>
+          <w:ilvl w:val="0"/>
+          <w:numId w:val="1002"/>
+        </w:numPr>
+        <w:pStyle w:val="Compact"/>
+      </w:pPr>
+      <w:r>
+        <w:t xml:space="preserve">본편 시작 이후의 챕터 이동은 새로운 전이가 아니라 괴이세계 내부 이동이다.</w:t>
       </w:r>
     </w:p>
     <w:p>
       <w:pPr>
-        <w:pStyle w:val="ListParagraph"/>
         <w:numPr>
           <w:ilvl w:val="0"/>
-          <w:numId w:val="2"/>
+          <w:numId w:val="1002"/>
         </w:numPr>
-        <w:spacing w:after="100"/>
-        <w:ind w:start="240"/>
-        <w:jc w:val="left"/>
-      </w:pPr>
-      <w:r>
-        <w:rPr>
-          <w:rFonts w:ascii="Courier New" w:cs="Courier New" w:eastAsia="Courier New" w:hAnsi="Courier New"/>
-          <w:shd w:fill="F1F5F9" w:color="auto" w:val="clear"/>
-        </w:rPr>
-        <w:t xml:space="preserve">현대풍</w:t>
-      </w:r>
-      <w:r>
-        <w:t xml:space="preserve">만으로 충분한 구간에서는 정확한 연도를 화면에 노출하지 않아도 된다.</w:t>
+        <w:pStyle w:val="Compact"/>
+      </w:pPr>
+      <w:r>
+        <w:t xml:space="preserve">현실 귀환 성공 사례는 엔딩 또는 후속 설정에서 확정하기 전까지 만들지 않는다.</w:t>
       </w:r>
     </w:p>
-    <w:p>
-      <w:pPr>
-        <w:pStyle w:val="ListParagraph"/>
-        <w:numPr>
-          <w:ilvl w:val="0"/>
-          <w:numId w:val="2"/>
-        </w:numPr>
-        <w:spacing w:after="100"/>
-        <w:ind w:start="240"/>
-        <w:jc w:val="left"/>
-      </w:pPr>
-      <w:r>
-        <w:t xml:space="preserve">2000년 2월 8일은 우연한 반복이 아니라 메인 미스터리의 핵심 단서로 취급한다.</w:t>
-      </w:r>
-    </w:p>
-    <w:p>
-      <w:pPr>
-        <w:pStyle w:val="ListParagraph"/>
-        <w:numPr>
-          <w:ilvl w:val="0"/>
-          <w:numId w:val="2"/>
-        </w:numPr>
-        <w:spacing w:after="100"/>
-        <w:ind w:start="240"/>
-        <w:jc w:val="left"/>
-      </w:pPr>
-      <w:r>
-        <w:t xml:space="preserve">현실세계의 조사 기록과 괴이세계 내부의 협회 기록을 문서 디자인으로 구분한다.</w:t>
-      </w:r>
-    </w:p>
-    <w:p>
-      <w:pPr>
-        <w:pStyle w:val="ListParagraph"/>
-        <w:numPr>
-          <w:ilvl w:val="0"/>
-          <w:numId w:val="2"/>
-        </w:numPr>
-        <w:spacing w:after="100"/>
-        <w:ind w:start="240"/>
-        <w:jc w:val="left"/>
-      </w:pPr>
-      <w:r>
-        <w:t xml:space="preserve">본편 시작 이후의 챕터 이동은 새로운 전이가 아니라 괴이세계 내부 이동이다.</w:t>
-      </w:r>
-    </w:p>
-    <w:p>
-      <w:pPr>
-        <w:pStyle w:val="ListParagraph"/>
-        <w:numPr>
-          <w:ilvl w:val="0"/>
-          <w:numId w:val="2"/>
-        </w:numPr>
-        <w:spacing w:after="100"/>
-        <w:ind w:start="240"/>
-        <w:jc w:val="left"/>
-      </w:pPr>
-      <w:r>
-        <w:t xml:space="preserve">현실 귀환 성공 사례는 엔딩 또는 후속 설정에서 확정하기 전까지 만들지 않는다.</w:t>
-      </w:r>
-    </w:p>
+    <w:bookmarkEnd w:id="22"/>
+    <w:bookmarkEnd w:id="23"/>
     <w:sectPr>
-      <w:pgSz w:w="11906" w:h="16838" w:orient="portrait"/>
-      <w:pgMar w:top="1440" w:right="1440" w:bottom="1440" w:left="1440" w:header="708" w:footer="708" w:gutter="0"/>
+      <w:pgSz w:h="16838" w:orient="portrait" w:w="11906"/>
+      <w:pgMar w:bottom="1440" w:footer="708" w:gutter="0" w:header="708" w:left="1440" w:right="1440" w:top="1440"/>
       <w:pgNumType/>
       <w:docGrid w:linePitch="360"/>
     </w:sectPr>
@@ -801,40 +772,22 @@
 </file>
 
 <file path=word/comments.xml><?xml version="1.0" encoding="utf-8"?>
-<w:comments xmlns:cx="http://schemas.microsoft.com/office/drawing/2014/chartex" xmlns:cx1="http://schemas.microsoft.com/office/drawing/2015/9/8/chartex" xmlns:cx2="http://schemas.microsoft.com/office/drawing/2015/10/21/chartex" xmlns:cx3="http://schemas.microsoft.com/office/drawing/2016/5/9/chartex" xmlns:cx4="http://schemas.microsoft.com/office/drawing/2016/5/10/chartex" xmlns:cx5="http://schemas.microsoft.com/office/drawing/2016/5/11/chartex" xmlns:cx6="http://schemas.microsoft.com/office/drawing/2016/5/12/chartex" xmlns:cx7="http://schemas.microsoft.com/office/drawing/2016/5/13/chartex" xmlns:cx8="http://schemas.microsoft.com/office/drawing/2016/5/14/chartex" xmlns:mc="http://schemas.openxmlformats.org/markup-compatibility/2006" xmlns:aink="http://schemas.microsoft.com/office/drawing/2016/ink" xmlns:am3d="http://schemas.microsoft.com/office/drawing/2017/model3d" xmlns:o="urn:schemas-microsoft-com:office:office" xmlns:r="http://schemas.openxmlformats.org/officeDocument/2006/relationships" xmlns:m="http://schemas.openxmlformats.org/officeDocument/2006/math" xmlns:v="urn:schemas-microsoft-com:vml" xmlns:wp14="http://schemas.microsoft.com/office/word/2010/wordprocessingDrawing" xmlns:wp="http://schemas.openxmlformats.org/drawingml/2006/wordprocessingDrawing" xmlns:w10="urn:schemas-microsoft-com:office:word" xmlns:w="http://schemas.openxmlformats.org/wordprocessingml/2006/main" xmlns:w14="http://schemas.microsoft.com/office/word/2010/wordml" xmlns:w15="http://schemas.microsoft.com/office/word/2012/wordml" xmlns:w16cex="http://schemas.microsoft.com/office/word/2018/wordml/cex" xmlns:w16cid="http://schemas.microsoft.com/office/word/2016/wordml/cid" xmlns:w16="http://schemas.microsoft.com/office/word/2018/wordml" xmlns:w16sdtdh="http://schemas.microsoft.com/office/word/2020/wordml/sdtdatahash" xmlns:w16se="http://schemas.microsoft.com/office/word/2015/wordml/symex" xmlns:wpg="http://schemas.microsoft.com/office/word/2010/wordprocessingGroup" xmlns:wpi="http://schemas.microsoft.com/office/word/2010/wordprocessingInk" xmlns:wne="http://schemas.microsoft.com/office/word/2006/wordml" xmlns:wps="http://schemas.microsoft.com/office/word/2010/wordprocessingShape"/>
+<w:comments xmlns:w="http://schemas.openxmlformats.org/wordprocessingml/2006/main" xmlns:m="http://schemas.openxmlformats.org/officeDocument/2006/math" xmlns:r="http://schemas.openxmlformats.org/officeDocument/2006/relationships" xmlns:o="urn:schemas-microsoft-com:office:office" xmlns:v="urn:schemas-microsoft-com:vml" xmlns:w10="urn:schemas-microsoft-com:office:word" xmlns:a="http://schemas.openxmlformats.org/drawingml/2006/main" xmlns:pic="http://schemas.openxmlformats.org/drawingml/2006/picture" xmlns:wp="http://schemas.openxmlformats.org/drawingml/2006/wordprocessingDrawing"/>
 </file>
 
 <file path=word/footnotes.xml><?xml version="1.0" encoding="utf-8"?>
-<w:footnotes xmlns:wpc="http://schemas.microsoft.com/office/word/2010/wordprocessingCanvas" xmlns:mc="http://schemas.openxmlformats.org/markup-compatibility/2006" xmlns:o="urn:schemas-microsoft-com:office:office" xmlns:r="http://schemas.openxmlformats.org/officeDocument/2006/relationships" xmlns:m="http://schemas.openxmlformats.org/officeDocument/2006/math" xmlns:v="urn:schemas-microsoft-com:vml" xmlns:wp14="http://schemas.microsoft.com/office/word/2010/wordprocessingDrawing" xmlns:wp="http://schemas.openxmlformats.org/drawingml/2006/wordprocessingDrawing" xmlns:w10="urn:schemas-microsoft-com:office:word" xmlns:w="http://schemas.openxmlformats.org/wordprocessingml/2006/main" xmlns:w14="http://schemas.microsoft.com/office/word/2010/wordml" xmlns:w15="http://schemas.microsoft.com/office/word/2012/wordml" xmlns:wpg="http://schemas.microsoft.com/office/word/2010/wordprocessingGroup" xmlns:wpi="http://schemas.microsoft.com/office/word/2010/wordprocessingInk" xmlns:wne="http://schemas.microsoft.com/office/word/2006/wordml" xmlns:wps="http://schemas.microsoft.com/office/word/2010/wordprocessingShape" mc:Ignorable="w14 w15 wp14">
+<w:footnotes xmlns:w="http://schemas.openxmlformats.org/wordprocessingml/2006/main" xmlns:m="http://schemas.openxmlformats.org/officeDocument/2006/math" xmlns:r="http://schemas.openxmlformats.org/officeDocument/2006/relationships" xmlns:o="urn:schemas-microsoft-com:office:office" xmlns:v="urn:schemas-microsoft-com:vml" xmlns:w10="urn:schemas-microsoft-com:office:word" xmlns:a="http://schemas.openxmlformats.org/drawingml/2006/main" xmlns:pic="http://schemas.openxmlformats.org/drawingml/2006/picture" xmlns:wp="http://schemas.openxmlformats.org/drawingml/2006/wordprocessingDrawing">
+  <w:footnote w:type="continuationSeparator" w:id="0">
+    <w:p>
+      <w:r>
+        <w:continuationSeparator/>
+      </w:r>
+    </w:p>
+  </w:footnote>
   <w:footnote w:type="separator" w:id="-1">
     <w:p>
-      <w:pPr>
-        <w:spacing w:after="0" w:line="240" w:lineRule="auto"/>
-      </w:pPr>
-      <w:r>
-        <w:rPr>
-          <w:rStyle w:val="FootnoteReference"/>
-        </w:rPr>
-        <w:footnoteRef/>
-      </w:r>
       <w:r>
         <w:separator/>
-      </w:r>
-    </w:p>
-  </w:footnote>
-  <w:footnote w:type="continuationSeparator" w:id="0">
-    <w:p>
-      <w:pPr>
-        <w:spacing w:after="0" w:line="240" w:lineRule="auto"/>
-      </w:pPr>
-      <w:r>
-        <w:rPr>
-          <w:rStyle w:val="FootnoteReference"/>
-        </w:rPr>
-        <w:footnoteRef/>
-      </w:r>
-      <w:r>
-        <w:continuationSeparator/>
       </w:r>
     </w:p>
   </w:footnote>
@@ -842,181 +795,333 @@
 </file>
 
 <file path=word/numbering.xml><?xml version="1.0" encoding="utf-8"?>
-<w:numbering xmlns:wpc="http://schemas.microsoft.com/office/word/2010/wordprocessingCanvas" xmlns:mc="http://schemas.openxmlformats.org/markup-compatibility/2006" xmlns:o="urn:schemas-microsoft-com:office:office" xmlns:r="http://schemas.openxmlformats.org/officeDocument/2006/relationships" xmlns:m="http://schemas.openxmlformats.org/officeDocument/2006/math" xmlns:v="urn:schemas-microsoft-com:vml" xmlns:wp14="http://schemas.microsoft.com/office/word/2010/wordprocessingDrawing" xmlns:wp="http://schemas.openxmlformats.org/drawingml/2006/wordprocessingDrawing" xmlns:w10="urn:schemas-microsoft-com:office:word" xmlns:w="http://schemas.openxmlformats.org/wordprocessingml/2006/main" xmlns:w14="http://schemas.microsoft.com/office/word/2010/wordml" xmlns:w15="http://schemas.microsoft.com/office/word/2012/wordml" xmlns:wpg="http://schemas.microsoft.com/office/word/2010/wordprocessingGroup" xmlns:wpi="http://schemas.microsoft.com/office/word/2010/wordprocessingInk" xmlns:wne="http://schemas.microsoft.com/office/word/2006/wordml" xmlns:wps="http://schemas.microsoft.com/office/word/2010/wordprocessingShape" mc:Ignorable="w14 w15 wp14">
-  <w:abstractNum w:abstractNumId="1" w15:restartNumberingAfterBreak="0">
+<w:numbering xmlns:m="http://schemas.openxmlformats.org/officeDocument/2006/math" xmlns:mc="http://schemas.openxmlformats.org/markup-compatibility/2006" xmlns:o="urn:schemas-microsoft-com:office:office" xmlns:r="http://schemas.openxmlformats.org/officeDocument/2006/relationships" xmlns:v="urn:schemas-microsoft-com:vml" xmlns:w="http://schemas.openxmlformats.org/wordprocessingml/2006/main" xmlns:w10="urn:schemas-microsoft-com:office:word" xmlns:w14="http://schemas.microsoft.com/office/word/2010/wordml" xmlns:w15="http://schemas.microsoft.com/office/word/2012/wordml" xmlns:wne="http://schemas.microsoft.com/office/word/2006/wordml" xmlns:wp="http://schemas.openxmlformats.org/drawingml/2006/wordprocessingDrawing" xmlns:wp14="http://schemas.microsoft.com/office/word/2010/wordprocessingDrawing" xmlns:wpc="http://schemas.microsoft.com/office/word/2010/wordprocessingCanvas" xmlns:wpg="http://schemas.microsoft.com/office/word/2010/wordprocessingGroup" xmlns:wpi="http://schemas.microsoft.com/office/word/2010/wordprocessingInk" xmlns:wps="http://schemas.microsoft.com/office/word/2010/wordprocessingShape" mc:Ignorable="w14 w15 wp14">
+  <w:abstractNum w15:restartNumberingAfterBreak="0" w:abstractNumId="1">
     <w:multiLevelType w:val="hybridMultilevel"/>
-    <w:lvl w:ilvl="0" w15:tentative="1">
+    <w:lvl w15:tentative="1" w:ilvl="0">
       <w:start w:val="1"/>
       <w:numFmt w:val="bullet"/>
       <w:lvlText w:val="●"/>
       <w:lvlJc w:val="left"/>
       <w:pPr>
-        <w:ind w:left="720" w:hanging="360"/>
-      </w:pPr>
-    </w:lvl>
-    <w:lvl w:ilvl="1" w15:tentative="1">
+        <w:ind w:hanging="360" w:left="720"/>
+      </w:pPr>
+    </w:lvl>
+    <w:lvl w15:tentative="1" w:ilvl="1">
       <w:start w:val="1"/>
       <w:numFmt w:val="bullet"/>
       <w:lvlText w:val="○"/>
       <w:lvlJc w:val="left"/>
       <w:pPr>
-        <w:ind w:left="1440" w:hanging="360"/>
-      </w:pPr>
-    </w:lvl>
-    <w:lvl w:ilvl="2" w15:tentative="1">
+        <w:ind w:hanging="360" w:left="1440"/>
+      </w:pPr>
+    </w:lvl>
+    <w:lvl w15:tentative="1" w:ilvl="2">
       <w:start w:val="1"/>
       <w:numFmt w:val="bullet"/>
       <w:lvlText w:val="■"/>
       <w:lvlJc w:val="left"/>
       <w:pPr>
-        <w:ind w:left="2160" w:hanging="360"/>
-      </w:pPr>
-    </w:lvl>
-    <w:lvl w:ilvl="3" w15:tentative="1">
+        <w:ind w:hanging="360" w:left="2160"/>
+      </w:pPr>
+    </w:lvl>
+    <w:lvl w15:tentative="1" w:ilvl="3">
       <w:start w:val="1"/>
       <w:numFmt w:val="bullet"/>
       <w:lvlText w:val="●"/>
       <w:lvlJc w:val="left"/>
       <w:pPr>
-        <w:ind w:left="2880" w:hanging="360"/>
-      </w:pPr>
-    </w:lvl>
-    <w:lvl w:ilvl="4" w15:tentative="1">
+        <w:ind w:hanging="360" w:left="2880"/>
+      </w:pPr>
+    </w:lvl>
+    <w:lvl w15:tentative="1" w:ilvl="4">
       <w:start w:val="1"/>
       <w:numFmt w:val="bullet"/>
       <w:lvlText w:val="○"/>
       <w:lvlJc w:val="left"/>
       <w:pPr>
-        <w:ind w:left="3600" w:hanging="360"/>
-      </w:pPr>
-    </w:lvl>
-    <w:lvl w:ilvl="5" w15:tentative="1">
+        <w:ind w:hanging="360" w:left="3600"/>
+      </w:pPr>
+    </w:lvl>
+    <w:lvl w15:tentative="1" w:ilvl="5">
       <w:start w:val="1"/>
       <w:numFmt w:val="bullet"/>
       <w:lvlText w:val="■"/>
       <w:lvlJc w:val="left"/>
       <w:pPr>
-        <w:ind w:left="4320" w:hanging="360"/>
-      </w:pPr>
-    </w:lvl>
-    <w:lvl w:ilvl="6" w15:tentative="1">
+        <w:ind w:hanging="360" w:left="4320"/>
+      </w:pPr>
+    </w:lvl>
+    <w:lvl w15:tentative="1" w:ilvl="6">
       <w:start w:val="1"/>
       <w:numFmt w:val="bullet"/>
       <w:lvlText w:val="●"/>
       <w:lvlJc w:val="left"/>
       <w:pPr>
-        <w:ind w:left="5040" w:hanging="360"/>
-      </w:pPr>
-    </w:lvl>
-    <w:lvl w:ilvl="7" w15:tentative="1">
+        <w:ind w:hanging="360" w:left="5040"/>
+      </w:pPr>
+    </w:lvl>
+    <w:lvl w15:tentative="1" w:ilvl="7">
       <w:start w:val="1"/>
       <w:numFmt w:val="bullet"/>
       <w:lvlText w:val="●"/>
       <w:lvlJc w:val="left"/>
       <w:pPr>
-        <w:ind w:left="5760" w:hanging="360"/>
-      </w:pPr>
-    </w:lvl>
-    <w:lvl w:ilvl="8" w15:tentative="1">
+        <w:ind w:hanging="360" w:left="5760"/>
+      </w:pPr>
+    </w:lvl>
+    <w:lvl w15:tentative="1" w:ilvl="8">
       <w:start w:val="1"/>
       <w:numFmt w:val="bullet"/>
       <w:lvlText w:val="●"/>
       <w:lvlJc w:val="left"/>
       <w:pPr>
-        <w:ind w:left="6480" w:hanging="360"/>
+        <w:ind w:hanging="360" w:left="6480"/>
       </w:pPr>
     </w:lvl>
   </w:abstractNum>
-  <w:abstractNum w:abstractNumId="2" w15:restartNumberingAfterBreak="0">
+  <w:abstractNum w15:restartNumberingAfterBreak="0" w:abstractNumId="2">
     <w:multiLevelType w:val="hybridMultilevel"/>
-    <w:lvl w:ilvl="0" w15:tentative="1">
+    <w:lvl w15:tentative="1" w:ilvl="0">
       <w:start w:val="1"/>
       <w:numFmt w:val="bullet"/>
       <w:suff w:val="space"/>
       <w:lvlText w:val="●"/>
       <w:lvlJc w:val="start"/>
       <w:pPr>
-        <w:ind w:start="240" w:hanging="180"/>
-      </w:pPr>
-    </w:lvl>
-    <w:lvl w:ilvl="1" w15:tentative="1">
+        <w:ind w:hanging="180" w:start="240"/>
+      </w:pPr>
+    </w:lvl>
+    <w:lvl w15:tentative="1" w:ilvl="1">
       <w:start w:val="1"/>
       <w:numFmt w:val="bullet"/>
       <w:suff w:val="space"/>
       <w:lvlText w:val="○"/>
       <w:lvlJc w:val="start"/>
       <w:pPr>
-        <w:ind w:start="660" w:hanging="180"/>
-      </w:pPr>
-    </w:lvl>
-    <w:lvl w:ilvl="2" w15:tentative="1">
+        <w:ind w:hanging="180" w:start="660"/>
+      </w:pPr>
+    </w:lvl>
+    <w:lvl w15:tentative="1" w:ilvl="2">
       <w:start w:val="1"/>
       <w:numFmt w:val="bullet"/>
       <w:suff w:val="space"/>
       <w:lvlText w:val="■"/>
       <w:lvlJc w:val="start"/>
       <w:pPr>
-        <w:ind w:start="1080" w:hanging="180"/>
-      </w:pPr>
-    </w:lvl>
-    <w:lvl w:ilvl="3" w15:tentative="1">
+        <w:ind w:hanging="180" w:start="1080"/>
+      </w:pPr>
+    </w:lvl>
+    <w:lvl w15:tentative="1" w:ilvl="3">
       <w:start w:val="1"/>
       <w:numFmt w:val="bullet"/>
       <w:suff w:val="space"/>
       <w:lvlText w:val="●"/>
       <w:lvlJc w:val="start"/>
       <w:pPr>
-        <w:ind w:start="1500" w:hanging="180"/>
-      </w:pPr>
-    </w:lvl>
-    <w:lvl w:ilvl="4" w15:tentative="1">
+        <w:ind w:hanging="180" w:start="1500"/>
+      </w:pPr>
+    </w:lvl>
+    <w:lvl w15:tentative="1" w:ilvl="4">
       <w:start w:val="1"/>
       <w:numFmt w:val="bullet"/>
       <w:suff w:val="space"/>
       <w:lvlText w:val="○"/>
       <w:lvlJc w:val="start"/>
       <w:pPr>
-        <w:ind w:start="1920" w:hanging="180"/>
-      </w:pPr>
-    </w:lvl>
-    <w:lvl w:ilvl="5" w15:tentative="1">
+        <w:ind w:hanging="180" w:start="1920"/>
+      </w:pPr>
+    </w:lvl>
+    <w:lvl w15:tentative="1" w:ilvl="5">
       <w:start w:val="1"/>
       <w:numFmt w:val="bullet"/>
       <w:suff w:val="space"/>
       <w:lvlText w:val="■"/>
       <w:lvlJc w:val="start"/>
       <w:pPr>
-        <w:ind w:start="2340" w:hanging="180"/>
-      </w:pPr>
-    </w:lvl>
-    <w:lvl w:ilvl="6" w15:tentative="1">
+        <w:ind w:hanging="180" w:start="2340"/>
+      </w:pPr>
+    </w:lvl>
+    <w:lvl w15:tentative="1" w:ilvl="6">
       <w:start w:val="1"/>
       <w:numFmt w:val="bullet"/>
       <w:suff w:val="space"/>
       <w:lvlText w:val="●"/>
       <w:lvlJc w:val="start"/>
       <w:pPr>
-        <w:ind w:start="2760" w:hanging="180"/>
-      </w:pPr>
-    </w:lvl>
-    <w:lvl w:ilvl="7" w15:tentative="1">
+        <w:ind w:hanging="180" w:start="2760"/>
+      </w:pPr>
+    </w:lvl>
+    <w:lvl w15:tentative="1" w:ilvl="7">
       <w:start w:val="1"/>
       <w:numFmt w:val="bullet"/>
       <w:suff w:val="space"/>
       <w:lvlText w:val="○"/>
       <w:lvlJc w:val="start"/>
       <w:pPr>
-        <w:ind w:start="3180" w:hanging="180"/>
-      </w:pPr>
-    </w:lvl>
-    <w:lvl w:ilvl="8" w15:tentative="1">
+        <w:ind w:hanging="180" w:start="3180"/>
+      </w:pPr>
+    </w:lvl>
+    <w:lvl w15:tentative="1" w:ilvl="8">
       <w:start w:val="1"/>
       <w:numFmt w:val="bullet"/>
       <w:suff w:val="space"/>
       <w:lvlText w:val="■"/>
       <w:lvlJc w:val="start"/>
       <w:pPr>
-        <w:ind w:start="3600" w:hanging="180"/>
+        <w:ind w:hanging="180" w:start="3600"/>
+      </w:pPr>
+    </w:lvl>
+  </w:abstractNum>
+  <w:abstractNum w:abstractNumId="990">
+    <w:nsid w:val="A990"/>
+    <w:multiLevelType w:val="multilevel"/>
+    <w:lvl w:ilvl="0">
+      <w:numFmt w:val="bullet"/>
+      <w:lvlText w:val=" "/>
+      <w:lvlJc w:val="left"/>
+      <w:pPr>
+        <w:ind w:left="720" w:hanging="480"/>
+      </w:pPr>
+    </w:lvl>
+    <w:lvl w:ilvl="1">
+      <w:numFmt w:val="bullet"/>
+      <w:lvlText w:val=" "/>
+      <w:lvlJc w:val="left"/>
+      <w:pPr>
+        <w:ind w:left="1440" w:hanging="480"/>
+      </w:pPr>
+    </w:lvl>
+    <w:lvl w:ilvl="2">
+      <w:numFmt w:val="bullet"/>
+      <w:lvlText w:val=" "/>
+      <w:lvlJc w:val="left"/>
+      <w:pPr>
+        <w:ind w:left="2160" w:hanging="480"/>
+      </w:pPr>
+    </w:lvl>
+    <w:lvl w:ilvl="3">
+      <w:numFmt w:val="bullet"/>
+      <w:lvlText w:val=" "/>
+      <w:lvlJc w:val="left"/>
+      <w:pPr>
+        <w:ind w:left="2880" w:hanging="480"/>
+      </w:pPr>
+    </w:lvl>
+    <w:lvl w:ilvl="4">
+      <w:numFmt w:val="bullet"/>
+      <w:lvlText w:val=" "/>
+      <w:lvlJc w:val="left"/>
+      <w:pPr>
+        <w:ind w:left="3600" w:hanging="480"/>
+      </w:pPr>
+    </w:lvl>
+    <w:lvl w:ilvl="5">
+      <w:numFmt w:val="bullet"/>
+      <w:lvlText w:val=" "/>
+      <w:lvlJc w:val="left"/>
+      <w:pPr>
+        <w:ind w:left="4320" w:hanging="480"/>
+      </w:pPr>
+    </w:lvl>
+    <w:lvl w:ilvl="6">
+      <w:numFmt w:val="bullet"/>
+      <w:lvlText w:val=" "/>
+      <w:lvlJc w:val="left"/>
+      <w:pPr>
+        <w:ind w:left="5040" w:hanging="480"/>
+      </w:pPr>
+    </w:lvl>
+    <w:lvl w:ilvl="7">
+      <w:numFmt w:val="bullet"/>
+      <w:lvlText w:val=" "/>
+      <w:lvlJc w:val="left"/>
+      <w:pPr>
+        <w:ind w:left="5760" w:hanging="480"/>
+      </w:pPr>
+    </w:lvl>
+    <w:lvl w:ilvl="8">
+      <w:numFmt w:val="bullet"/>
+      <w:lvlText w:val=" "/>
+      <w:lvlJc w:val="left"/>
+      <w:pPr>
+        <w:ind w:left="6480" w:hanging="480"/>
+      </w:pPr>
+    </w:lvl>
+  </w:abstractNum>
+  <w:abstractNum w:abstractNumId="991">
+    <w:nsid w:val="A991"/>
+    <w:multiLevelType w:val="multilevel"/>
+    <w:lvl w:ilvl="0">
+      <w:numFmt w:val="bullet"/>
+      <w:lvlText w:val="•"/>
+      <w:lvlJc w:val="left"/>
+      <w:pPr>
+        <w:ind w:left="720" w:hanging="480"/>
+      </w:pPr>
+    </w:lvl>
+    <w:lvl w:ilvl="1">
+      <w:numFmt w:val="bullet"/>
+      <w:lvlText w:val="–"/>
+      <w:lvlJc w:val="left"/>
+      <w:pPr>
+        <w:ind w:left="1440" w:hanging="480"/>
+      </w:pPr>
+    </w:lvl>
+    <w:lvl w:ilvl="2">
+      <w:numFmt w:val="bullet"/>
+      <w:lvlText w:val="•"/>
+      <w:lvlJc w:val="left"/>
+      <w:pPr>
+        <w:ind w:left="2160" w:hanging="480"/>
+      </w:pPr>
+    </w:lvl>
+    <w:lvl w:ilvl="3">
+      <w:numFmt w:val="bullet"/>
+      <w:lvlText w:val="–"/>
+      <w:lvlJc w:val="left"/>
+      <w:pPr>
+        <w:ind w:left="2880" w:hanging="480"/>
+      </w:pPr>
+    </w:lvl>
+    <w:lvl w:ilvl="4">
+      <w:numFmt w:val="bullet"/>
+      <w:lvlText w:val="•"/>
+      <w:lvlJc w:val="left"/>
+      <w:pPr>
+        <w:ind w:left="3600" w:hanging="480"/>
+      </w:pPr>
+    </w:lvl>
+    <w:lvl w:ilvl="5">
+      <w:numFmt w:val="bullet"/>
+      <w:lvlText w:val="–"/>
+      <w:lvlJc w:val="left"/>
+      <w:pPr>
+        <w:ind w:left="4320" w:hanging="480"/>
+      </w:pPr>
+    </w:lvl>
+    <w:lvl w:ilvl="6">
+      <w:numFmt w:val="bullet"/>
+      <w:lvlText w:val="•"/>
+      <w:lvlJc w:val="left"/>
+      <w:pPr>
+        <w:ind w:left="5040" w:hanging="480"/>
+      </w:pPr>
+    </w:lvl>
+    <w:lvl w:ilvl="7">
+      <w:numFmt w:val="bullet"/>
+      <w:lvlText w:val="–"/>
+      <w:lvlJc w:val="left"/>
+      <w:pPr>
+        <w:ind w:left="5760" w:hanging="480"/>
+      </w:pPr>
+    </w:lvl>
+    <w:lvl w:ilvl="8">
+      <w:numFmt w:val="bullet"/>
+      <w:lvlText w:val="•"/>
+      <w:lvlJc w:val="left"/>
+      <w:pPr>
+        <w:ind w:left="6480" w:hanging="480"/>
       </w:pPr>
     </w:lvl>
   </w:abstractNum>
@@ -1031,6 +1136,15 @@
     <w:lvlOverride w:ilvl="0">
       <w:startOverride w:val="1"/>
     </w:lvlOverride>
+  </w:num>
+  <w:num w:numId="1000">
+    <w:abstractNumId w:val="990"/>
+  </w:num>
+  <w:num w:numId="1001">
+    <w:abstractNumId w:val="991"/>
+  </w:num>
+  <w:num w:numId="1002">
+    <w:abstractNumId w:val="991"/>
   </w:num>
 </w:numbering>
 </file>
@@ -1050,7 +1164,7 @@
       </w:pPr>
     </w:pPrDefault>
   </w:docDefaults>
-  <w:style w:type="paragraph" w:styleId="Title">
+  <w:style w:styleId="Title" w:type="paragraph">
     <w:name w:val="Title"/>
     <w:basedOn w:val="Normal"/>
     <w:next w:val="Normal"/>
@@ -1060,7 +1174,7 @@
       <w:szCs w:val="56"/>
     </w:rPr>
   </w:style>
-  <w:style w:type="paragraph" w:styleId="Heading1">
+  <w:style w:styleId="Heading1" w:type="paragraph">
     <w:name w:val="Heading 1"/>
     <w:basedOn w:val="Normal"/>
     <w:next w:val="Normal"/>
@@ -1073,7 +1187,7 @@
       <w:szCs w:val="40"/>
     </w:rPr>
   </w:style>
-  <w:style w:type="paragraph" w:styleId="Heading2">
+  <w:style w:styleId="Heading2" w:type="paragraph">
     <w:name w:val="Heading 2"/>
     <w:basedOn w:val="Normal"/>
     <w:next w:val="Normal"/>
@@ -1086,7 +1200,7 @@
       <w:szCs w:val="36"/>
     </w:rPr>
   </w:style>
-  <w:style w:type="paragraph" w:styleId="Heading3">
+  <w:style w:styleId="Heading3" w:type="paragraph">
     <w:name w:val="Heading 3"/>
     <w:basedOn w:val="Normal"/>
     <w:next w:val="Normal"/>
@@ -1099,7 +1213,7 @@
       <w:szCs w:val="32"/>
     </w:rPr>
   </w:style>
-  <w:style w:type="paragraph" w:styleId="Heading4">
+  <w:style w:styleId="Heading4" w:type="paragraph">
     <w:name w:val="Heading 4"/>
     <w:basedOn w:val="Normal"/>
     <w:next w:val="Normal"/>
@@ -1112,7 +1226,7 @@
       <w:szCs w:val="28"/>
     </w:rPr>
   </w:style>
-  <w:style w:type="paragraph" w:styleId="Heading5">
+  <w:style w:styleId="Heading5" w:type="paragraph">
     <w:name w:val="Heading 5"/>
     <w:basedOn w:val="Normal"/>
     <w:next w:val="Normal"/>
@@ -1125,7 +1239,7 @@
       <w:szCs w:val="24"/>
     </w:rPr>
   </w:style>
-  <w:style w:type="paragraph" w:styleId="Heading6">
+  <w:style w:styleId="Heading6" w:type="paragraph">
     <w:name w:val="Heading 6"/>
     <w:basedOn w:val="Normal"/>
     <w:next w:val="Normal"/>
@@ -1138,7 +1252,7 @@
       <w:szCs w:val="20"/>
     </w:rPr>
   </w:style>
-  <w:style w:type="paragraph" w:styleId="Strong">
+  <w:style w:styleId="Strong" w:type="paragraph">
     <w:name w:val="Strong"/>
     <w:basedOn w:val="Normal"/>
     <w:next w:val="Normal"/>
@@ -1148,12 +1262,12 @@
       <w:bCs/>
     </w:rPr>
   </w:style>
-  <w:style w:type="paragraph" w:styleId="ListParagraph">
+  <w:style w:styleId="ListParagraph" w:type="paragraph">
     <w:name w:val="List Paragraph"/>
     <w:basedOn w:val="Normal"/>
     <w:qFormat/>
   </w:style>
-  <w:style w:type="character" w:styleId="Hyperlink">
+  <w:style w:styleId="Hyperlink" w:type="character">
     <w:name w:val="Hyperlink"/>
     <w:basedOn w:val="DefaultParagraphFont"/>
     <w:uiPriority w:val="99"/>
@@ -1163,7 +1277,7 @@
       <w:u w:val="single"/>
     </w:rPr>
   </w:style>
-  <w:style w:type="character" w:styleId="FootnoteReference">
+  <w:style w:styleId="FootnoteReference" w:type="character">
     <w:name w:val="footnote reference"/>
     <w:basedOn w:val="DefaultParagraphFont"/>
     <w:uiPriority w:val="99"/>
@@ -1173,7 +1287,7 @@
       <w:vertAlign w:val="superscript"/>
     </w:rPr>
   </w:style>
-  <w:style w:type="paragraph" w:styleId="FootnoteText">
+  <w:style w:styleId="FootnoteText" w:type="paragraph">
     <w:name w:val="footnote text"/>
     <w:basedOn w:val="Normal"/>
     <w:link w:val="FootnoteTextChar"/>
@@ -1188,7 +1302,7 @@
       <w:szCs w:val="20"/>
     </w:rPr>
   </w:style>
-  <w:style w:type="character" w:styleId="FootnoteTextChar">
+  <w:style w:styleId="FootnoteTextChar" w:type="character">
     <w:name w:val="Footnote Text Char"/>
     <w:basedOn w:val="DefaultParagraphFont"/>
     <w:link w:val="FootnoteText"/>
@@ -1200,5 +1314,557 @@
       <w:szCs w:val="20"/>
     </w:rPr>
   </w:style>
+  <w:style w:type="paragraph" w:customStyle="1" w:styleId="SourceCode">
+    <w:name w:val="Source Code"/>
+    <w:basedOn w:val="Normal"/>
+    <w:link w:val="VerbatimChar"/>
+    <w:pPr>
+      <w:wordWrap w:val="off"/>
+    </w:pPr>
+  </w:style>
+  <w:style w:type="character" w:customStyle="1" w:styleId="KeywordTok">
+    <w:name w:val="KeywordTok"/>
+    <w:basedOn w:val="VerbatimChar"/>
+    <w:rPr>
+      <w:color w:val="007020"/>
+      <w:b/>
+    </w:rPr>
+  </w:style>
+  <w:style w:type="character" w:customStyle="1" w:styleId="DataTypeTok">
+    <w:name w:val="DataTypeTok"/>
+    <w:basedOn w:val="VerbatimChar"/>
+    <w:rPr>
+      <w:color w:val="902000"/>
+    </w:rPr>
+  </w:style>
+  <w:style w:type="character" w:customStyle="1" w:styleId="DecValTok">
+    <w:name w:val="DecValTok"/>
+    <w:basedOn w:val="VerbatimChar"/>
+    <w:rPr>
+      <w:color w:val="40a070"/>
+    </w:rPr>
+  </w:style>
+  <w:style w:type="character" w:customStyle="1" w:styleId="BaseNTok">
+    <w:name w:val="BaseNTok"/>
+    <w:basedOn w:val="VerbatimChar"/>
+    <w:rPr>
+      <w:color w:val="40a070"/>
+    </w:rPr>
+  </w:style>
+  <w:style w:type="character" w:customStyle="1" w:styleId="FloatTok">
+    <w:name w:val="FloatTok"/>
+    <w:basedOn w:val="VerbatimChar"/>
+    <w:rPr>
+      <w:color w:val="40a070"/>
+    </w:rPr>
+  </w:style>
+  <w:style w:type="character" w:customStyle="1" w:styleId="ConstantTok">
+    <w:name w:val="ConstantTok"/>
+    <w:basedOn w:val="VerbatimChar"/>
+    <w:rPr>
+      <w:color w:val="880000"/>
+    </w:rPr>
+  </w:style>
+  <w:style w:type="character" w:customStyle="1" w:styleId="CharTok">
+    <w:name w:val="CharTok"/>
+    <w:basedOn w:val="VerbatimChar"/>
+    <w:rPr>
+      <w:color w:val="4070a0"/>
+    </w:rPr>
+  </w:style>
+  <w:style w:type="character" w:customStyle="1" w:styleId="SpecialCharTok">
+    <w:name w:val="SpecialCharTok"/>
+    <w:basedOn w:val="VerbatimChar"/>
+    <w:rPr>
+      <w:color w:val="4070a0"/>
+    </w:rPr>
+  </w:style>
+  <w:style w:type="character" w:customStyle="1" w:styleId="StringTok">
+    <w:name w:val="StringTok"/>
+    <w:basedOn w:val="VerbatimChar"/>
+    <w:rPr>
+      <w:color w:val="4070a0"/>
+    </w:rPr>
+  </w:style>
+  <w:style w:type="character" w:customStyle="1" w:styleId="VerbatimStringTok">
+    <w:name w:val="VerbatimStringTok"/>
+    <w:basedOn w:val="VerbatimChar"/>
+    <w:rPr>
+      <w:color w:val="4070a0"/>
+    </w:rPr>
+  </w:style>
+  <w:style w:type="character" w:customStyle="1" w:styleId="SpecialStringTok">
+    <w:name w:val="SpecialStringTok"/>
+    <w:basedOn w:val="VerbatimChar"/>
+    <w:rPr>
+      <w:color w:val="bb6688"/>
+    </w:rPr>
+  </w:style>
+  <w:style w:type="character" w:customStyle="1" w:styleId="ImportTok">
+    <w:name w:val="ImportTok"/>
+    <w:basedOn w:val="VerbatimChar"/>
+    <w:rPr>
+      <w:color w:val="008000"/>
+      <w:b/>
+    </w:rPr>
+  </w:style>
+  <w:style w:type="character" w:customStyle="1" w:styleId="CommentTok">
+    <w:name w:val="CommentTok"/>
+    <w:basedOn w:val="VerbatimChar"/>
+    <w:rPr>
+      <w:color w:val="60a0b0"/>
+      <w:i/>
+    </w:rPr>
+  </w:style>
+  <w:style w:type="character" w:customStyle="1" w:styleId="DocumentationTok">
+    <w:name w:val="DocumentationTok"/>
+    <w:basedOn w:val="VerbatimChar"/>
+    <w:rPr>
+      <w:color w:val="ba2121"/>
+      <w:i/>
+    </w:rPr>
+  </w:style>
+  <w:style w:type="character" w:customStyle="1" w:styleId="AnnotationTok">
+    <w:name w:val="AnnotationTok"/>
+    <w:basedOn w:val="VerbatimChar"/>
+    <w:rPr>
+      <w:color w:val="60a0b0"/>
+      <w:b/>
+      <w:i/>
+    </w:rPr>
+  </w:style>
+  <w:style w:type="character" w:customStyle="1" w:styleId="CommentVarTok">
+    <w:name w:val="CommentVarTok"/>
+    <w:basedOn w:val="VerbatimChar"/>
+    <w:rPr>
+      <w:color w:val="60a0b0"/>
+      <w:b/>
+      <w:i/>
+    </w:rPr>
+  </w:style>
+  <w:style w:type="character" w:customStyle="1" w:styleId="OtherTok">
+    <w:name w:val="OtherTok"/>
+    <w:basedOn w:val="VerbatimChar"/>
+    <w:rPr>
+      <w:color w:val="007020"/>
+    </w:rPr>
+  </w:style>
+  <w:style w:type="character" w:customStyle="1" w:styleId="FunctionTok">
+    <w:name w:val="FunctionTok"/>
+    <w:basedOn w:val="VerbatimChar"/>
+    <w:rPr>
+      <w:color w:val="06287e"/>
+    </w:rPr>
+  </w:style>
+  <w:style w:type="character" w:customStyle="1" w:styleId="VariableTok">
+    <w:name w:val="VariableTok"/>
+    <w:basedOn w:val="VerbatimChar"/>
+    <w:rPr>
+      <w:color w:val="19177c"/>
+    </w:rPr>
+  </w:style>
+  <w:style w:type="character" w:customStyle="1" w:styleId="ControlFlowTok">
+    <w:name w:val="ControlFlowTok"/>
+    <w:basedOn w:val="VerbatimChar"/>
+    <w:rPr>
+      <w:color w:val="007020"/>
+      <w:b/>
+    </w:rPr>
+  </w:style>
+  <w:style w:type="character" w:customStyle="1" w:styleId="OperatorTok">
+    <w:name w:val="OperatorTok"/>
+    <w:basedOn w:val="VerbatimChar"/>
+    <w:rPr>
+      <w:color w:val="666666"/>
+    </w:rPr>
+  </w:style>
+  <w:style w:type="character" w:customStyle="1" w:styleId="BuiltInTok">
+    <w:name w:val="BuiltInTok"/>
+    <w:basedOn w:val="VerbatimChar"/>
+    <w:rPr>
+      <w:color w:val="008000"/>
+    </w:rPr>
+  </w:style>
+  <w:style w:type="character" w:customStyle="1" w:styleId="ExtensionTok">
+    <w:name w:val="ExtensionTok"/>
+    <w:basedOn w:val="VerbatimChar"/>
+    <w:rPr/>
+  </w:style>
+  <w:style w:type="character" w:customStyle="1" w:styleId="PreprocessorTok">
+    <w:name w:val="PreprocessorTok"/>
+    <w:basedOn w:val="VerbatimChar"/>
+    <w:rPr>
+      <w:color w:val="bc7a00"/>
+    </w:rPr>
+  </w:style>
+  <w:style w:type="character" w:customStyle="1" w:styleId="AttributeTok">
+    <w:name w:val="AttributeTok"/>
+    <w:basedOn w:val="VerbatimChar"/>
+    <w:rPr>
+      <w:color w:val="7d9029"/>
+    </w:rPr>
+  </w:style>
+  <w:style w:type="character" w:customStyle="1" w:styleId="RegionMarkerTok">
+    <w:name w:val="RegionMarkerTok"/>
+    <w:basedOn w:val="VerbatimChar"/>
+    <w:rPr/>
+  </w:style>
+  <w:style w:type="character" w:customStyle="1" w:styleId="InformationTok">
+    <w:name w:val="InformationTok"/>
+    <w:basedOn w:val="VerbatimChar"/>
+    <w:rPr>
+      <w:color w:val="60a0b0"/>
+      <w:b/>
+      <w:i/>
+    </w:rPr>
+  </w:style>
+  <w:style w:type="character" w:customStyle="1" w:styleId="WarningTok">
+    <w:name w:val="WarningTok"/>
+    <w:basedOn w:val="VerbatimChar"/>
+    <w:rPr>
+      <w:color w:val="60a0b0"/>
+      <w:b/>
+      <w:i/>
+    </w:rPr>
+  </w:style>
+  <w:style w:type="character" w:customStyle="1" w:styleId="AlertTok">
+    <w:name w:val="AlertTok"/>
+    <w:basedOn w:val="VerbatimChar"/>
+    <w:rPr>
+      <w:color w:val="ff0000"/>
+      <w:b/>
+    </w:rPr>
+  </w:style>
+  <w:style w:type="character" w:customStyle="1" w:styleId="ErrorTok">
+    <w:name w:val="ErrorTok"/>
+    <w:basedOn w:val="VerbatimChar"/>
+    <w:rPr>
+      <w:color w:val="ff0000"/>
+      <w:b/>
+    </w:rPr>
+  </w:style>
+  <w:style w:type="character" w:customStyle="1" w:styleId="NormalTok">
+    <w:name w:val="NormalTok"/>
+    <w:basedOn w:val="VerbatimChar"/>
+    <w:rPr/>
+  </w:style>
 </w:styles>
+</file>
+
+<file path=word/theme/theme1.xml><?xml version="1.0" encoding="utf-8"?>
+<a:theme xmlns:a="http://schemas.openxmlformats.org/drawingml/2006/main" name="Office Theme">
+  <a:themeElements>
+    <a:clrScheme name="Office">
+      <a:dk1>
+        <a:sysClr val="windowText" lastClr="000000"/>
+      </a:dk1>
+      <a:lt1>
+        <a:sysClr val="window" lastClr="FFFFFF"/>
+      </a:lt1>
+      <a:dk2>
+        <a:srgbClr val="1F497D"/>
+      </a:dk2>
+      <a:lt2>
+        <a:srgbClr val="EEECE1"/>
+      </a:lt2>
+      <a:accent1>
+        <a:srgbClr val="4F81BD"/>
+      </a:accent1>
+      <a:accent2>
+        <a:srgbClr val="C0504D"/>
+      </a:accent2>
+      <a:accent3>
+        <a:srgbClr val="9BBB59"/>
+      </a:accent3>
+      <a:accent4>
+        <a:srgbClr val="8064A2"/>
+      </a:accent4>
+      <a:accent5>
+        <a:srgbClr val="4BACC6"/>
+      </a:accent5>
+      <a:accent6>
+        <a:srgbClr val="F79646"/>
+      </a:accent6>
+      <a:hlink>
+        <a:srgbClr val="0000FF"/>
+      </a:hlink>
+      <a:folHlink>
+        <a:srgbClr val="800080"/>
+      </a:folHlink>
+    </a:clrScheme>
+    <a:fontScheme name="Office">
+      <a:majorFont>
+        <a:latin typeface="Calibri"/>
+        <a:ea typeface=""/>
+        <a:cs typeface=""/>
+        <a:font script="Jpan" typeface="ＭＳ ゴシック"/>
+        <a:font script="Hang" typeface="맑은 고딕"/>
+        <a:font script="Hans" typeface="宋体"/>
+        <a:font script="Hant" typeface="新細明體"/>
+        <a:font script="Arab" typeface="Times New Roman"/>
+        <a:font script="Hebr" typeface="Times New Roman"/>
+        <a:font script="Thai" typeface="Angsana New"/>
+        <a:font script="Ethi" typeface="Nyala"/>
+        <a:font script="Beng" typeface="Vrinda"/>
+        <a:font script="Gujr" typeface="Shruti"/>
+        <a:font script="Khmr" typeface="MoolBoran"/>
+        <a:font script="Knda" typeface="Tunga"/>
+        <a:font script="Guru" typeface="Raavi"/>
+        <a:font script="Cans" typeface="Euphemia"/>
+        <a:font script="Cher" typeface="Plantagenet Cherokee"/>
+        <a:font script="Yiii" typeface="Microsoft Yi Baiti"/>
+        <a:font script="Tibt" typeface="Microsoft Himalaya"/>
+        <a:font script="Thaa" typeface="MV Boli"/>
+        <a:font script="Deva" typeface="Mangal"/>
+        <a:font script="Telu" typeface="Gautami"/>
+        <a:font script="Taml" typeface="Latha"/>
+        <a:font script="Syrc" typeface="Estrangelo Edessa"/>
+        <a:font script="Orya" typeface="Kalinga"/>
+        <a:font script="Mlym" typeface="Kartika"/>
+        <a:font script="Laoo" typeface="DokChampa"/>
+        <a:font script="Sinh" typeface="Iskoola Pota"/>
+        <a:font script="Mong" typeface="Mongolian Baiti"/>
+        <a:font script="Viet" typeface="Times New Roman"/>
+        <a:font script="Uigh" typeface="Microsoft Uighur"/>
+      </a:majorFont>
+      <a:minorFont>
+        <a:latin typeface="Cambria"/>
+        <a:ea typeface=""/>
+        <a:cs typeface=""/>
+        <a:font script="Jpan" typeface="ＭＳ 明朝"/>
+        <a:font script="Hang" typeface="맑은 고딕"/>
+        <a:font script="Hans" typeface="宋体"/>
+        <a:font script="Hant" typeface="新細明體"/>
+        <a:font script="Arab" typeface="Arial"/>
+        <a:font script="Hebr" typeface="Arial"/>
+        <a:font script="Thai" typeface="Cordia New"/>
+        <a:font script="Ethi" typeface="Nyala"/>
+        <a:font script="Beng" typeface="Vrinda"/>
+        <a:font script="Gujr" typeface="Shruti"/>
+        <a:font script="Khmr" typeface="DaunPenh"/>
+        <a:font script="Knda" typeface="Tunga"/>
+        <a:font script="Guru" typeface="Raavi"/>
+        <a:font script="Cans" typeface="Euphemia"/>
+        <a:font script="Cher" typeface="Plantagenet Cherokee"/>
+        <a:font script="Yiii" typeface="Microsoft Yi Baiti"/>
+        <a:font script="Tibt" typeface="Microsoft Himalaya"/>
+        <a:font script="Thaa" typeface="MV Boli"/>
+        <a:font script="Deva" typeface="Mangal"/>
+        <a:font script="Telu" typeface="Gautami"/>
+        <a:font script="Taml" typeface="Latha"/>
+        <a:font script="Syrc" typeface="Estrangelo Edessa"/>
+        <a:font script="Orya" typeface="Kalinga"/>
+        <a:font script="Mlym" typeface="Kartika"/>
+        <a:font script="Laoo" typeface="DokChampa"/>
+        <a:font script="Sinh" typeface="Iskoola Pota"/>
+        <a:font script="Mong" typeface="Mongolian Baiti"/>
+        <a:font script="Viet" typeface="Arial"/>
+        <a:font script="Uigh" typeface="Microsoft Uighur"/>
+      </a:minorFont>
+    </a:fontScheme>
+    <a:fmtScheme name="Office">
+      <a:fillStyleLst>
+        <a:solidFill>
+          <a:schemeClr val="phClr"/>
+        </a:solidFill>
+        <a:gradFill rotWithShape="1">
+          <a:gsLst>
+            <a:gs pos="0">
+              <a:schemeClr val="phClr">
+                <a:tint val="50000"/>
+                <a:satMod val="300000"/>
+              </a:schemeClr>
+            </a:gs>
+            <a:gs pos="35000">
+              <a:schemeClr val="phClr">
+                <a:tint val="37000"/>
+                <a:satMod val="300000"/>
+              </a:schemeClr>
+            </a:gs>
+            <a:gs pos="100000">
+              <a:schemeClr val="phClr">
+                <a:tint val="15000"/>
+                <a:satMod val="350000"/>
+              </a:schemeClr>
+            </a:gs>
+          </a:gsLst>
+          <a:lin ang="16200000" scaled="1"/>
+        </a:gradFill>
+        <a:gradFill rotWithShape="1">
+          <a:gsLst>
+            <a:gs pos="0">
+              <a:schemeClr val="phClr">
+                <a:tint val="100000"/>
+                <a:shade val="100000"/>
+                <a:satMod val="130000"/>
+              </a:schemeClr>
+            </a:gs>
+            <a:gs pos="100000">
+              <a:schemeClr val="phClr">
+                <a:tint val="50000"/>
+                <a:shade val="100000"/>
+                <a:satMod val="350000"/>
+              </a:schemeClr>
+            </a:gs>
+          </a:gsLst>
+          <a:lin ang="16200000" scaled="0"/>
+        </a:gradFill>
+      </a:fillStyleLst>
+      <a:lnStyleLst>
+        <a:ln w="9525" cap="flat" cmpd="sng" algn="ctr">
+          <a:solidFill>
+            <a:schemeClr val="phClr">
+              <a:shade val="95000"/>
+              <a:satMod val="105000"/>
+            </a:schemeClr>
+          </a:solidFill>
+          <a:prstDash val="solid"/>
+        </a:ln>
+        <a:ln w="25400" cap="flat" cmpd="sng" algn="ctr">
+          <a:solidFill>
+            <a:schemeClr val="phClr"/>
+          </a:solidFill>
+          <a:prstDash val="solid"/>
+        </a:ln>
+        <a:ln w="38100" cap="flat" cmpd="sng" algn="ctr">
+          <a:solidFill>
+            <a:schemeClr val="phClr"/>
+          </a:solidFill>
+          <a:prstDash val="solid"/>
+        </a:ln>
+      </a:lnStyleLst>
+      <a:effectStyleLst>
+        <a:effectStyle>
+          <a:effectLst>
+            <a:outerShdw blurRad="40000" dist="20000" dir="5400000" rotWithShape="0">
+              <a:srgbClr val="000000">
+                <a:alpha val="38000"/>
+              </a:srgbClr>
+            </a:outerShdw>
+          </a:effectLst>
+        </a:effectStyle>
+        <a:effectStyle>
+          <a:effectLst>
+            <a:outerShdw blurRad="40000" dist="23000" dir="5400000" rotWithShape="0">
+              <a:srgbClr val="000000">
+                <a:alpha val="35000"/>
+              </a:srgbClr>
+            </a:outerShdw>
+          </a:effectLst>
+        </a:effectStyle>
+        <a:effectStyle>
+          <a:effectLst>
+            <a:outerShdw blurRad="40000" dist="23000" dir="5400000" rotWithShape="0">
+              <a:srgbClr val="000000">
+                <a:alpha val="35000"/>
+              </a:srgbClr>
+            </a:outerShdw>
+          </a:effectLst>
+          <a:scene3d>
+            <a:camera prst="orthographicFront">
+              <a:rot lat="0" lon="0" rev="0"/>
+            </a:camera>
+            <a:lightRig rig="threePt" dir="t">
+              <a:rot lat="0" lon="0" rev="1200000"/>
+            </a:lightRig>
+          </a:scene3d>
+          <a:sp3d>
+            <a:bevelT w="63500" h="25400"/>
+          </a:sp3d>
+        </a:effectStyle>
+      </a:effectStyleLst>
+      <a:bgFillStyleLst>
+        <a:solidFill>
+          <a:schemeClr val="phClr"/>
+        </a:solidFill>
+        <a:gradFill rotWithShape="1">
+          <a:gsLst>
+            <a:gs pos="0">
+              <a:schemeClr val="phClr">
+                <a:tint val="40000"/>
+                <a:satMod val="350000"/>
+              </a:schemeClr>
+            </a:gs>
+            <a:gs pos="40000">
+              <a:schemeClr val="phClr">
+                <a:tint val="45000"/>
+                <a:shade val="99000"/>
+                <a:satMod val="350000"/>
+              </a:schemeClr>
+            </a:gs>
+            <a:gs pos="100000">
+              <a:schemeClr val="phClr">
+                <a:shade val="20000"/>
+                <a:satMod val="255000"/>
+              </a:schemeClr>
+            </a:gs>
+          </a:gsLst>
+          <a:path path="circle">
+            <a:fillToRect l="50000" t="-80000" r="50000" b="180000"/>
+          </a:path>
+        </a:gradFill>
+        <a:gradFill rotWithShape="1">
+          <a:gsLst>
+            <a:gs pos="0">
+              <a:schemeClr val="phClr">
+                <a:tint val="80000"/>
+                <a:satMod val="300000"/>
+              </a:schemeClr>
+            </a:gs>
+            <a:gs pos="100000">
+              <a:schemeClr val="phClr">
+                <a:shade val="30000"/>
+                <a:satMod val="200000"/>
+              </a:schemeClr>
+            </a:gs>
+          </a:gsLst>
+          <a:path path="circle">
+            <a:fillToRect l="50000" t="50000" r="50000" b="50000"/>
+          </a:path>
+        </a:gradFill>
+      </a:bgFillStyleLst>
+    </a:fmtScheme>
+  </a:themeElements>
+  <a:objectDefaults>
+    <a:spDef>
+      <a:spPr/>
+      <a:bodyPr/>
+      <a:lstStyle/>
+      <a:style>
+        <a:lnRef idx="1">
+          <a:schemeClr val="accent1"/>
+        </a:lnRef>
+        <a:fillRef idx="3">
+          <a:schemeClr val="accent1"/>
+        </a:fillRef>
+        <a:effectRef idx="2">
+          <a:schemeClr val="accent1"/>
+        </a:effectRef>
+        <a:fontRef idx="minor">
+          <a:schemeClr val="lt1"/>
+        </a:fontRef>
+      </a:style>
+    </a:spDef>
+    <a:lnDef>
+      <a:spPr/>
+      <a:bodyPr/>
+      <a:lstStyle/>
+      <a:style>
+        <a:lnRef idx="2">
+          <a:schemeClr val="accent1"/>
+        </a:lnRef>
+        <a:fillRef idx="0">
+          <a:schemeClr val="accent1"/>
+        </a:fillRef>
+        <a:effectRef idx="1">
+          <a:schemeClr val="accent1"/>
+        </a:effectRef>
+        <a:fontRef idx="minor">
+          <a:schemeClr val="tx1"/>
+        </a:fontRef>
+      </a:style>
+    </a:lnDef>
+  </a:objectDefaults>
+  <a:extraClrSchemeLst/>
+</a:theme>
 </file>